--- a/hackathon/paper/task_b_recommendation.docx
+++ b/hackathon/paper/task_b_recommendation.docx
@@ -122,7 +122,7 @@
         <w:pStyle w:val="BodyText"/>
       </w:pPr>
       <w:r>
-        <w:t xml:space="preserve">We evaluate against the same real Yelp Open Dataset slice used in Task A, namely five thousand users, eleven thousand three hundred and ninety seven food and restaurant businesses, one hundred and twelve thousand reviews, and a nine thousand four hundred and forty seven row holdout. Three modes are scored. Approximate-nearest-neighbour retrieval without any language model achieves a hit at ten of three point three percent and a normalised discounted cumulative gain at ten of one point seven percent. The same retrieval followed by a Claude-driven re-rank holds the hit rate at three point three percent and doubles the gain at ten to three point three percent, so when the held-out item is in the candidate pool, the language model promotes it. The cold-start route, where the only input is a free-text persona, recovers the actual reviewed item at the top ten in twenty five percent of cases against an eleven thousand item catalogue, eighteen times better than random.</w:t>
+        <w:t xml:space="preserve">We evaluate against the same real Yelp Open Dataset slice used in Task A, namely five thousand users, eleven thousand three hundred and ninety seven food and restaurant businesses, one hundred and twelve thousand reviews, and a nine thousand four hundred and forty seven row holdout. Three modes are scored. The headline result is the cold-start route, where the only input is a free-text persona. It recovers the actual reviewed item in the top ten in thirty five percent of cases against an eleven thousand item catalogue, roughly four hundred times better than a random ranker, and is the route the challenge brief specifically calls out. The warm-start retrieval route, which queries the vector store with a cached mean-of-history persona vector, hits at ten in zero percent on this holdout. We discuss the cause in section eight: averaging hosted document embeddings produces a generic centroid where hundreds of similar items cluster equally close to the user, and the specific held-out item is buried in that crowd. The language model re-rank inherits the candidate pool, so the warm and re-ranked rows move together. We report the numbers without smoothing because the cold-start signal alone is operationally useful and is the path that powers the production cold-start Simulation route on entivia.online.</w:t>
       </w:r>
     </w:p>
     <w:bookmarkEnd w:id="10"/>
@@ -1292,7 +1292,7 @@
               <w:jc w:val="right"/>
             </w:pPr>
             <w:r>
-              <w:t xml:space="preserve">30</w:t>
+              <w:t xml:space="preserve">99</w:t>
             </w:r>
           </w:p>
         </w:tc>
@@ -1304,7 +1304,7 @@
               <w:jc w:val="right"/>
             </w:pPr>
             <w:r>
-              <w:t xml:space="preserve">0.033</w:t>
+              <w:t xml:space="preserve">0.000</w:t>
             </w:r>
           </w:p>
         </w:tc>
@@ -1316,7 +1316,7 @@
               <w:jc w:val="right"/>
             </w:pPr>
             <w:r>
-              <w:t xml:space="preserve">0.017</w:t>
+              <w:t xml:space="preserve">0.000</w:t>
             </w:r>
           </w:p>
         </w:tc>
@@ -1341,7 +1341,7 @@
               <w:jc w:val="right"/>
             </w:pPr>
             <w:r>
-              <w:t xml:space="preserve">30</w:t>
+              <w:t xml:space="preserve">97</w:t>
             </w:r>
           </w:p>
         </w:tc>
@@ -1353,7 +1353,7 @@
               <w:jc w:val="right"/>
             </w:pPr>
             <w:r>
-              <w:t xml:space="preserve">0.033</w:t>
+              <w:t xml:space="preserve">0.000</w:t>
             </w:r>
           </w:p>
         </w:tc>
@@ -1365,7 +1365,7 @@
               <w:jc w:val="right"/>
             </w:pPr>
             <w:r>
-              <w:t xml:space="preserve">0.033</w:t>
+              <w:t xml:space="preserve">0.000</w:t>
             </w:r>
           </w:p>
         </w:tc>
@@ -1390,7 +1390,7 @@
               <w:jc w:val="right"/>
             </w:pPr>
             <w:r>
-              <w:t xml:space="preserve">20</w:t>
+              <w:t xml:space="preserve">40</w:t>
             </w:r>
           </w:p>
         </w:tc>
@@ -1402,7 +1402,7 @@
               <w:jc w:val="right"/>
             </w:pPr>
             <w:r>
-              <w:t xml:space="preserve">0.250</w:t>
+              <w:t xml:space="preserve">0.350</w:t>
             </w:r>
           </w:p>
         </w:tc>
@@ -1433,7 +1433,7 @@
         <w:pStyle w:val="BodyText"/>
       </w:pPr>
       <w:r>
-        <w:t xml:space="preserve">First, the language model re-rank doubles the normalised gain at parity hit rate. Both the retrieval-only and the retrieval-plus-re-rank rows hit a held-out positive in the top ten at the same three point three percent rate, but the agent ranks that hit higher in the list, exactly the explainability-aware reordering the brief asks for.</w:t>
+        <w:t xml:space="preserve">First, the cold-start row is the operational signal. Given a held-out review’s text as a persona description, with no user identifier and no behavioural history, the agent recovers the actual reviewed item in the top ten in thirty five percent of cases against an eleven thousand item catalogue. A random ranker would land a single held-out positive in the top ten in roughly zero point zero nine percent of cases, so thirty five percent is approximately four hundred times better than random. This is the path the brief specifically calls out, namely an agent that acts on a free-text persona alone, and it is also the path that powers the public cold-start Simulation route on entivia.online.</w:t>
       </w:r>
     </w:p>
     <w:p>
@@ -1441,7 +1441,7 @@
         <w:pStyle w:val="BodyText"/>
       </w:pPr>
       <w:r>
-        <w:t xml:space="preserve">Second, the warm-start hit rate of three point three percent reads small in absolute terms, but the catalogue contains eleven thousand three hundred and ninety seven items and each user has roughly two held-out positives. A random ranker would hit at ten in approximately zero point one eight percent of cases. Three point three percent is therefore eighteen times better than random, and the underlying gain metric is, by construction, a lower bound on quality because positives outside the top ten are discarded entirely.</w:t>
+        <w:t xml:space="preserve">Second, the warm-start row sits at zero on this holdout, and the cause is structural rather than implementation. The cached user vector is the mean of the user’s training-set item embeddings under the same hosted retrieval model, which is the standard pattern for warm-start two-tower retrieval. Direct rank inspection on the held-out Yelp users confirmed two facts. The held-out positive items have cosine similarity to the user vector in the same range as the training items, so they are not being rejected. But hundreds of catalogue items have an even higher cosine to the user mean, because mean-aggregation over hosted document embeddings produces a generic centroid for the user’s category, and the specific held-out item gets buried in that crowd. Cold-start retrieval avoids this entirely because it embeds a query-shaped persona text rather than aggregating documents, which is why the cold row is non-zero.</w:t>
       </w:r>
     </w:p>
     <w:p>
@@ -1449,7 +1449,7 @@
         <w:pStyle w:val="BodyText"/>
       </w:pPr>
       <w:r>
-        <w:t xml:space="preserve">Third, the cold-start row is the strongest signal in the table. Given a held-out review’s text as a persona description, with no user identifier and no behavioural history, the agent recovers the actual reviewed item at the top ten in twenty five percent of cases. This is the path the brief specifically calls out, namely an agent that acts on a free-text persona alone, and it works at a level that is operationally useful.</w:t>
+        <w:t xml:space="preserve">Third, the language model re-rank cannot promote what retrieval has not surfaced. The re-rank row inherits the candidate pool from retrieval, so the warm and re-ranked numbers move together by construction. On the cold-start path, where retrieval already places the held-out item in the candidate pool, the same re-rank meaningfully improves the ranking quality of the returned bundle, which is why the production cold-start Simulation route on entivia.online keeps the re-rank as a default rather than an option.</w:t>
       </w:r>
     </w:p>
     <w:bookmarkEnd w:id="21"/>
@@ -1627,29 +1627,29 @@
               <w:pStyle w:val="Compact"/>
             </w:pPr>
             <w:r>
-              <w:t xml:space="preserve">Hit at ten reads low in absolute terms</w:t>
-            </w:r>
-          </w:p>
-        </w:tc>
-        <w:tc>
-          <w:tcPr/>
-          <w:p>
-            <w:pPr>
-              <w:pStyle w:val="Compact"/>
-            </w:pPr>
-            <w:r>
-              <w:t xml:space="preserve">The headline rate is three point three percent against a catalogue of eleven thousand items.</w:t>
-            </w:r>
-          </w:p>
-        </w:tc>
-        <w:tc>
-          <w:tcPr/>
-          <w:p>
-            <w:pPr>
-              <w:pStyle w:val="Compact"/>
-            </w:pPr>
-            <w:r>
-              <w:t xml:space="preserve">The number is eighteen times better than random for that catalogue size. The cold-start row at twenty five percent is the more representative quality signal.</w:t>
+              <w:t xml:space="preserve">Warm-start mean-aggregation retrieval underperforms</w:t>
+            </w:r>
+          </w:p>
+        </w:tc>
+        <w:tc>
+          <w:tcPr/>
+          <w:p>
+            <w:pPr>
+              <w:pStyle w:val="Compact"/>
+            </w:pPr>
+            <w:r>
+              <w:t xml:space="preserve">Querying the vector store with a cached mean of training-item embeddings hits at ten in zero percent on the held-out Yelp slice, because the mean of hosted document embeddings is a generic centroid where hundreds of items cluster equally close.</w:t>
+            </w:r>
+          </w:p>
+        </w:tc>
+        <w:tc>
+          <w:tcPr/>
+          <w:p>
+            <w:pPr>
+              <w:pStyle w:val="Compact"/>
+            </w:pPr>
+            <w:r>
+              <w:t xml:space="preserve">Cold-start retrieval, which embeds a query-shaped persona text rather than aggregating documents, hits at ten in thirty five percent and is the production path. Improving the warm path would require a learned per-user aggregation, namely a tenant-specific fine-tune, a two-tower head, or a sequence-aware encoder. That work is on the platform roadmap but out of scope for the hackathon week.</w:t>
             </w:r>
           </w:p>
         </w:tc>
@@ -1748,7 +1748,7 @@
         <w:pStyle w:val="BodyText"/>
       </w:pPr>
       <w:r>
-        <w:t xml:space="preserve">On a real slice of the Yelp Open Dataset, the agent doubles the normalised gain over an approximate-nearest-neighbour baseline at parity hit rate, supports cold start at twenty five percent hit at ten against an eleven thousand item catalogue, and demonstrates cross-domain behaviour by switching from restaurants to books with a single configuration flag. The same code answers the public cold-start Simulation route on entivia.online.</w:t>
+        <w:t xml:space="preserve">On a real slice of the Yelp Open Dataset, the agent supports cold start at thirty five percent hit at ten against an eleven thousand item catalogue, roughly four hundred times better than a random ranker, and demonstrates cross-domain behaviour by switching from restaurants to books with a single configuration flag. The warm-start retrieval row sits at zero on this holdout, a known limitation of mean-aggregation queries against densely clustered hosted document embeddings, which we discuss transparently in section eight and which informs the platform’s roadmap toward learned per-user aggregation. The same code answers the public cold-start Simulation route on entivia.online.</w:t>
       </w:r>
     </w:p>
     <w:p>
